--- a/docs/BaoCao_1721031693_Fullstack.docx
+++ b/docs/BaoCao_1721031693_Fullstack.docx
@@ -7,7 +7,7 @@
         <w:pStyle w:val="Heading1"/>
       </w:pPr>
       <w:r>
-        <w:t>BAO CAO PHAN CONG CONG VIEC THEO THANH VIEN</w:t>
+        <w:t>BÁO CÁO PHÂN CÔNG CÔNG VIỆC THEO THÀNH VIÊN</w:t>
       </w:r>
     </w:p>
     <w:p>
@@ -17,22 +17,27 @@
     </w:p>
     <w:p>
       <w:r>
-        <w:t>Ho va ten: Huynh Minh Tien</w:t>
+        <w:t>Họ và tên: Huỳnh Minh Tiến</w:t>
       </w:r>
     </w:p>
     <w:p>
       <w:r>
-        <w:t>Vai tro: Fullstack</w:t>
+        <w:t>Vai trò: Fullstack</w:t>
       </w:r>
     </w:p>
     <w:p>
       <w:r>
-        <w:t>Nguon du lieu: tong hop tu cac tep thay doi va tai lieu hien co trong repository.</w:t>
+        <w:t>Nguồn dữ liệu: tổng hợp từ các tệp thay đổi và tài liệu hiện có trong repository.</w:t>
       </w:r>
     </w:p>
     <w:p>
       <w:r>
-        <w:t>Nguyen tac cham diem: tong diem can bang giua cac thanh vien (100 diem/nguoi).</w:t>
+        <w:t>Nguyên tắc chấm điểm: tổng điểm cân bằng giữa các thành viên (100 điểm/người).</w:t>
+      </w:r>
+    </w:p>
+    <w:p>
+      <w:r>
+        <w:t>Mức độ chi tiết: liệt kê đầy đủ các đầu việc thực tế đã ghi nhận theo phạm vi vai trò.</w:t>
       </w:r>
     </w:p>
     <w:p>
@@ -40,7 +45,7 @@
         <w:pStyle w:val="Heading2"/>
       </w:pPr>
       <w:r>
-        <w:t>Danh sach cong viec</w:t>
+        <w:t>Danh sách công việc chi tiết</w:t>
       </w:r>
     </w:p>
     <w:p>
@@ -48,18 +53,28 @@
         <w:pStyle w:val="ListNumber"/>
       </w:pPr>
       <w:r>
-        <w:t xml:space="preserve">Thiet ke va ket noi truy van tai lieu tu Domain den Application </w:t>
+        <w:t xml:space="preserve">Thiết kế và kết nối truy vấn tài liệu từ Domain đến Application </w:t>
       </w:r>
       <w:r>
         <w:rPr>
           <w:b/>
         </w:rPr>
-        <w:t>(Diem: 10)</w:t>
+        <w:t>(Điểm: 10)</w:t>
       </w:r>
     </w:p>
     <w:p>
       <w:r>
-        <w:t>Minh chung: src/01_Domain/IsoDoc.Domain/Interfaces/IRepositories.cs, src/02_Application/IsoDoc.Application/Common/Interfaces/IApplicationServices.cs</w:t>
+        <w:t>Mô tả thực hiện: Chuẩn hóa interface và luồng trao đổi dữ liệu giữa các tầng theo Clean Architecture.</w:t>
+      </w:r>
+    </w:p>
+    <w:p>
+      <w:r>
+        <w:t>Kết quả đạt được: Đảm bảo use case truy vấn tài liệu có ranh giới rõ ràng và dễ mở rộng.</w:t>
+      </w:r>
+    </w:p>
+    <w:p>
+      <w:r>
+        <w:t>Minh chứng tệp liên quan: src/01_Domain/IsoDoc.Domain/Interfaces/IRepositories.cs, src/02_Application/IsoDoc.Application/Common/Interfaces/IApplicationServices.cs</w:t>
       </w:r>
     </w:p>
     <w:p>
@@ -67,18 +82,28 @@
         <w:pStyle w:val="ListNumber"/>
       </w:pPr>
       <w:r>
-        <w:t xml:space="preserve">Trien khai use case danh sach tai lieu va mapping DTO </w:t>
+        <w:t xml:space="preserve">Triển khai use case danh sách tài liệu và mapping DTO </w:t>
       </w:r>
       <w:r>
         <w:rPr>
           <w:b/>
         </w:rPr>
-        <w:t>(Diem: 10)</w:t>
+        <w:t>(Điểm: 10)</w:t>
       </w:r>
     </w:p>
     <w:p>
       <w:r>
-        <w:t>Minh chung: src/02_Application/IsoDoc.Application/Documents/Queries/GetDocuments/GetDocumentsQuery.cs, src/02_Application/IsoDoc.Application/Documents/Mapping/DocumentSummaryMapping.cs</w:t>
+        <w:t>Mô tả thực hiện: Hoàn thiện handler truy vấn, chuẩn hóa dữ liệu trả về cho frontend.</w:t>
+      </w:r>
+    </w:p>
+    <w:p>
+      <w:r>
+        <w:t>Kết quả đạt được: Giảm coupling giữa tầng nghiệp vụ và giao diện hiển thị.</w:t>
+      </w:r>
+    </w:p>
+    <w:p>
+      <w:r>
+        <w:t>Minh chứng tệp liên quan: src/02_Application/IsoDoc.Application/Documents/Queries/GetDocuments/GetDocumentsQuery.cs, src/02_Application/IsoDoc.Application/Documents/Mapping/DocumentSummaryMapping.cs</w:t>
       </w:r>
     </w:p>
     <w:p>
@@ -86,18 +111,28 @@
         <w:pStyle w:val="ListNumber"/>
       </w:pPr>
       <w:r>
-        <w:t xml:space="preserve">Phat trien event handler dong bo tim kiem va thong bao </w:t>
+        <w:t xml:space="preserve">Phát triển event handler đồng bộ tìm kiếm và thông báo </w:t>
       </w:r>
       <w:r>
         <w:rPr>
           <w:b/>
         </w:rPr>
-        <w:t>(Diem: 10)</w:t>
+        <w:t>(Điểm: 10)</w:t>
       </w:r>
     </w:p>
     <w:p>
       <w:r>
-        <w:t>Minh chung: src/02_Application/IsoDoc.Application/Documents/EventHandlers/DocumentEventHandlers.cs</w:t>
+        <w:t>Mô tả thực hiện: Thiết kế xử lý sự kiện sau thay đổi trạng thái tài liệu để cập nhật hệ thống liên quan.</w:t>
+      </w:r>
+    </w:p>
+    <w:p>
+      <w:r>
+        <w:t>Kết quả đạt được: Tăng tính nhất quán dữ liệu giữa module workflow, search và realtime notification.</w:t>
+      </w:r>
+    </w:p>
+    <w:p>
+      <w:r>
+        <w:t>Minh chứng tệp liên quan: src/02_Application/IsoDoc.Application/Documents/EventHandlers/DocumentEventHandlers.cs</w:t>
       </w:r>
     </w:p>
     <w:p>
@@ -105,18 +140,28 @@
         <w:pStyle w:val="ListNumber"/>
       </w:pPr>
       <w:r>
-        <w:t xml:space="preserve">Nang cap ha tang tim kiem Elasticsearch + bo loc </w:t>
+        <w:t xml:space="preserve">Nâng cấp hạ tầng tìm kiếm Elasticsearch và bộ lọc </w:t>
       </w:r>
       <w:r>
         <w:rPr>
           <w:b/>
         </w:rPr>
-        <w:t>(Diem: 10)</w:t>
+        <w:t>(Điểm: 10)</w:t>
       </w:r>
     </w:p>
     <w:p>
       <w:r>
-        <w:t>Minh chung: src/03_Infrastructure/IsoDoc.Infrastructure/Search/ElasticsearchService.cs, src/03_Infrastructure/IsoDoc.Infrastructure/Search/DocumentSearchFilter.cs</w:t>
+        <w:t>Mô tả thực hiện: Điều chỉnh truy vấn, mapping và filter phục vụ tra cứu tài liệu nhanh hơn.</w:t>
+      </w:r>
+    </w:p>
+    <w:p>
+      <w:r>
+        <w:t>Kết quả đạt được: Nâng hiệu năng và độ chính xác của chức năng tìm kiếm toàn văn.</w:t>
+      </w:r>
+    </w:p>
+    <w:p>
+      <w:r>
+        <w:t>Minh chứng tệp liên quan: src/03_Infrastructure/IsoDoc.Infrastructure/Search/ElasticsearchService.cs, src/03_Infrastructure/IsoDoc.Infrastructure/Search/DocumentSearchFilter.cs</w:t>
       </w:r>
     </w:p>
     <w:p>
@@ -124,18 +169,28 @@
         <w:pStyle w:val="ListNumber"/>
       </w:pPr>
       <w:r>
-        <w:t xml:space="preserve">Trien khai identity local + bao mat dang nhap </w:t>
+        <w:t xml:space="preserve">Triển khai identity local và bảo mật đăng nhập </w:t>
       </w:r>
       <w:r>
         <w:rPr>
           <w:b/>
         </w:rPr>
-        <w:t>(Diem: 10)</w:t>
+        <w:t>(Điểm: 10)</w:t>
       </w:r>
     </w:p>
     <w:p>
       <w:r>
-        <w:t>Minh chung: src/03_Infrastructure/IsoDoc.Infrastructure/Identity/ConfigFileUserAuthenticationService.cs</w:t>
+        <w:t>Mô tả thực hiện: Cấu hình cơ chế xác thực local, refresh token và giới hạn đăng nhập sai.</w:t>
+      </w:r>
+    </w:p>
+    <w:p>
+      <w:r>
+        <w:t>Kết quả đạt được: Củng cố an toàn truy cập cho môi trường phát triển và demo.</w:t>
+      </w:r>
+    </w:p>
+    <w:p>
+      <w:r>
+        <w:t>Minh chứng tệp liên quan: src/03_Infrastructure/IsoDoc.Infrastructure/Identity/ConfigFileUserAuthenticationService.cs</w:t>
       </w:r>
     </w:p>
     <w:p>
@@ -143,18 +198,28 @@
         <w:pStyle w:val="ListNumber"/>
       </w:pPr>
       <w:r>
-        <w:t xml:space="preserve">Xay dung endpoint WebAPI cho documents, workflow, auth </w:t>
+        <w:t xml:space="preserve">Xây dựng endpoint WebAPI cho documents, workflow, auth </w:t>
       </w:r>
       <w:r>
         <w:rPr>
           <w:b/>
         </w:rPr>
-        <w:t>(Diem: 10)</w:t>
+        <w:t>(Điểm: 10)</w:t>
       </w:r>
     </w:p>
     <w:p>
       <w:r>
-        <w:t>Minh chung: src/04_WebAPI/IsoDoc.WebAPI/Controllers/DocumentsController.cs, src/04_WebAPI/IsoDoc.WebAPI/Controllers/OtherControllers.cs</w:t>
+        <w:t>Mô tả thực hiện: Mở rộng các controller để đáp ứng đầy đủ luồng thao tác nghiệp vụ chính.</w:t>
+      </w:r>
+    </w:p>
+    <w:p>
+      <w:r>
+        <w:t>Kết quả đạt được: Backend cung cấp API đầy đủ cho frontend và kiểm thử tích hợp.</w:t>
+      </w:r>
+    </w:p>
+    <w:p>
+      <w:r>
+        <w:t>Minh chứng tệp liên quan: src/04_WebAPI/IsoDoc.WebAPI/Controllers/DocumentsController.cs, src/04_WebAPI/IsoDoc.WebAPI/Controllers/OtherControllers.cs</w:t>
       </w:r>
     </w:p>
     <w:p>
@@ -162,18 +227,28 @@
         <w:pStyle w:val="ListNumber"/>
       </w:pPr>
       <w:r>
-        <w:t xml:space="preserve">To chuc startup WebAPI va DI cho cac tang </w:t>
+        <w:t xml:space="preserve">Tổ chức startup WebAPI và DI cho các tầng </w:t>
       </w:r>
       <w:r>
         <w:rPr>
           <w:b/>
         </w:rPr>
-        <w:t>(Diem: 10)</w:t>
+        <w:t>(Điểm: 10)</w:t>
       </w:r>
     </w:p>
     <w:p>
       <w:r>
-        <w:t>Minh chung: src/04_WebAPI/IsoDoc.WebAPI/Program.cs, src/04_WebAPI/IsoDoc.WebAPI/Extensions/WebApiServiceExtensions.cs</w:t>
+        <w:t>Mô tả thực hiện: Chuẩn hóa đăng ký service, middleware và cấu hình runtime theo môi trường.</w:t>
+      </w:r>
+    </w:p>
+    <w:p>
+      <w:r>
+        <w:t>Kết quả đạt được: Dự án dễ khởi chạy, dễ bảo trì và giảm lỗi cấu hình chéo.</w:t>
+      </w:r>
+    </w:p>
+    <w:p>
+      <w:r>
+        <w:t>Minh chứng tệp liên quan: src/04_WebAPI/IsoDoc.WebAPI/Program.cs, src/04_WebAPI/IsoDoc.WebAPI/Extensions/WebApiServiceExtensions.cs</w:t>
       </w:r>
     </w:p>
     <w:p>
@@ -181,18 +256,28 @@
         <w:pStyle w:val="ListNumber"/>
       </w:pPr>
       <w:r>
-        <w:t xml:space="preserve">Phat trien giao dien Blazor va ket noi API/SignalR </w:t>
+        <w:t xml:space="preserve">Phát triển giao diện Blazor và kết nối API/SignalR </w:t>
       </w:r>
       <w:r>
         <w:rPr>
           <w:b/>
         </w:rPr>
-        <w:t>(Diem: 10)</w:t>
+        <w:t>(Điểm: 10)</w:t>
       </w:r>
     </w:p>
     <w:p>
       <w:r>
-        <w:t>Minh chung: src/05_Frontend/IsoDoc.Blazor/Components/Pages/*.razor, src/05_Frontend/IsoDoc.Blazor/Services/Api/*.cs</w:t>
+        <w:t>Mô tả thực hiện: Hoàn thiện các trang chính, service gọi API và cơ chế cập nhật realtime.</w:t>
+      </w:r>
+    </w:p>
+    <w:p>
+      <w:r>
+        <w:t>Kết quả đạt được: Đem lại luồng sử dụng end-to-end từ đăng nhập đến xử lý tài liệu.</w:t>
+      </w:r>
+    </w:p>
+    <w:p>
+      <w:r>
+        <w:t>Minh chứng tệp liên quan: src/05_Frontend/IsoDoc.Blazor/Components/Pages/*.razor, src/05_Frontend/IsoDoc.Blazor/Services/Api/*.cs</w:t>
       </w:r>
     </w:p>
     <w:p>
@@ -200,18 +285,28 @@
         <w:pStyle w:val="ListNumber"/>
       </w:pPr>
       <w:r>
-        <w:t xml:space="preserve">Dong bo van hanh Docker + tai lieu huong dan </w:t>
+        <w:t xml:space="preserve">Đồng bộ vận hành Docker và tài liệu hướng dẫn </w:t>
       </w:r>
       <w:r>
         <w:rPr>
           <w:b/>
         </w:rPr>
-        <w:t>(Diem: 10)</w:t>
+        <w:t>(Điểm: 10)</w:t>
       </w:r>
     </w:p>
     <w:p>
       <w:r>
-        <w:t>Minh chung: docker-compose.yml, DOCKER.md, HUONG_DAN_SU_DUNG.md, README.md</w:t>
+        <w:t>Mô tả thực hiện: Cập nhật cấu hình triển khai và hướng dẫn sử dụng cho cả đội.</w:t>
+      </w:r>
+    </w:p>
+    <w:p>
+      <w:r>
+        <w:t>Kết quả đạt được: Giảm thời gian setup môi trường và nâng tính lặp lại khi demo.</w:t>
+      </w:r>
+    </w:p>
+    <w:p>
+      <w:r>
+        <w:t>Minh chứng tệp liên quan: docker-compose.yml, DOCKER.md, HUONG_DAN_SU_DUNG.md, README.md</w:t>
       </w:r>
     </w:p>
     <w:p>
@@ -219,18 +314,28 @@
         <w:pStyle w:val="ListNumber"/>
       </w:pPr>
       <w:r>
-        <w:t xml:space="preserve">Thiet lap CI va bo test domain/e2e cho quality gate </w:t>
+        <w:t xml:space="preserve">Thiết lập CI và bộ test domain/e2e cho quality gate </w:t>
       </w:r>
       <w:r>
         <w:rPr>
           <w:b/>
         </w:rPr>
-        <w:t>(Diem: 10)</w:t>
+        <w:t>(Điểm: 10)</w:t>
       </w:r>
     </w:p>
     <w:p>
       <w:r>
-        <w:t>Minh chung: .github/workflows/ci.yml, src/tests/IsoDoc.Domain.Tests/DocumentWorkflowTests.cs, e2e/playwright.config.ts</w:t>
+        <w:t>Mô tả thực hiện: Xây dựng luồng kiểm tra tự động trước khi hợp nhất mã nguồn.</w:t>
+      </w:r>
+    </w:p>
+    <w:p>
+      <w:r>
+        <w:t>Kết quả đạt được: Tăng chất lượng phát hành và phát hiện sớm lỗi chức năng.</w:t>
+      </w:r>
+    </w:p>
+    <w:p>
+      <w:r>
+        <w:t>Minh chứng tệp liên quan: .github/workflows/ci.yml, src/tests/IsoDoc.Domain.Tests/DocumentWorkflowTests.cs, e2e/playwright.config.ts</w:t>
       </w:r>
     </w:p>
     <w:p>
@@ -238,22 +343,22 @@
         <w:pStyle w:val="Heading2"/>
       </w:pPr>
       <w:r>
-        <w:t>Tong ket diem</w:t>
+        <w:t>Tổng kết và đánh giá</w:t>
       </w:r>
     </w:p>
     <w:p>
       <w:r>
-        <w:t>Tong so dau viec: 10</w:t>
+        <w:t>Tổng số đầu việc: 10</w:t>
       </w:r>
     </w:p>
     <w:p>
       <w:r>
-        <w:t>Tong diem: 100</w:t>
+        <w:t>Tổng điểm: 100</w:t>
       </w:r>
     </w:p>
     <w:p>
       <w:r>
-        <w:t>Danh gia: Dat yeu cau can bang diem so trong nhom.</w:t>
+        <w:t>Đánh giá: Đạt yêu cầu cân bằng điểm số trong nhóm và bám sát công việc thực tế đã triển khai.</w:t>
       </w:r>
     </w:p>
     <w:sectPr>
